--- a/Grab_FAQ_Loans_Branded.docx
+++ b/Grab_FAQ_Loans_Branded.docx
@@ -54,7 +54,7 @@
                 <w:color w:val="E8F7EE"/>
                 <w:sz w:val="21"/>
               </w:rPr>
-              <w:t>Merchant · Singapore (en-sg) · AI-agent reference · Scraped from help.grab.com</w:t>
+              <w:t>Merchant · Singapore (en-sg) · AI-agent reference · Source: https://help.grab.com/merchant/en-sg/20000192-Loans</w:t>
             </w:r>
           </w:p>
         </w:tc>
@@ -140,7 +140,7 @@
                 <w:color w:val="E8F7EE"/>
                 <w:sz w:val="18"/>
               </w:rPr>
-              <w:t>Source: help.grab.com</w:t>
+              <w:t>Source: https://help.grab.com/merchant/en-sg/20000192-Loans</w:t>
             </w:r>
           </w:p>
         </w:tc>
@@ -339,6 +339,46 @@
         <w:t>For users of both GXS and Grab services — including driver, delivery, merchant and payment partners — your Grab transaction details and earnings, where applicable, may be shared with GXS, and relevant information from GXS may be shared with Grab. This is done to conduct periodic due diligence, credit assessment and risk evaluation. The information may also be used to verify your identity, assess your eligibility for financial products or services, and ensure compliance with legal or regulatory requirements.</w:t>
       </w:r>
     </w:p>
+    <w:p>
+      <w:pPr>
+        <w:spacing w:before="160" w:after="20"/>
+      </w:pPr>
+      <w:r>
+        <w:rPr>
+          <w:b/>
+          <w:i/>
+          <w:color w:val="5F6B63"/>
+          <w:sz w:val="17"/>
+        </w:rPr>
+        <w:t>Scraped from:</w:t>
+      </w:r>
+    </w:p>
+    <w:p>
+      <w:pPr>
+        <w:spacing w:after="0"/>
+        <w:ind w:left="317"/>
+      </w:pPr>
+      <w:r>
+        <w:rPr>
+          <w:color w:val="5F6B63"/>
+          <w:sz w:val="17"/>
+        </w:rPr>
+        <w:t>https://help.grab.com/merchant/en-sg/360032158672-How-can-I-submit-a-business-loan-application</w:t>
+      </w:r>
+    </w:p>
+    <w:p>
+      <w:pPr>
+        <w:spacing w:after="0"/>
+        <w:ind w:left="317"/>
+      </w:pPr>
+      <w:r>
+        <w:rPr>
+          <w:color w:val="5F6B63"/>
+          <w:sz w:val="17"/>
+        </w:rPr>
+        <w:t>https://help.grab.com/merchant/en-sg/360032158612-I-have-an-issue-with-the-loan-application</w:t>
+      </w:r>
+    </w:p>
     <w:p/>
     <w:p>
       <w:pPr>
@@ -398,7 +438,7 @@
                 <w:color w:val="E8F7EE"/>
                 <w:sz w:val="18"/>
               </w:rPr>
-              <w:t>Source: help.grab.com</w:t>
+              <w:t>Source: https://help.grab.com/merchant/en-sg/20000192-Loans</w:t>
             </w:r>
           </w:p>
         </w:tc>
@@ -568,6 +608,33 @@
         <w:t>Verify that the principal amount issued to you matches the amount you requested. It is also good practice to document your statements of accounts, so you can track the daily deductions and confirm there are no errors.</w:t>
       </w:r>
     </w:p>
+    <w:p>
+      <w:pPr>
+        <w:spacing w:before="160" w:after="20"/>
+      </w:pPr>
+      <w:r>
+        <w:rPr>
+          <w:b/>
+          <w:i/>
+          <w:color w:val="5F6B63"/>
+          <w:sz w:val="17"/>
+        </w:rPr>
+        <w:t>Scraped from:</w:t>
+      </w:r>
+    </w:p>
+    <w:p>
+      <w:pPr>
+        <w:spacing w:after="0"/>
+        <w:ind w:left="317"/>
+      </w:pPr>
+      <w:r>
+        <w:rPr>
+          <w:color w:val="5F6B63"/>
+          <w:sz w:val="17"/>
+        </w:rPr>
+        <w:t>https://help.grab.com/merchant/en-sg/360032158892-When-will-I-receive-my-loan</w:t>
+      </w:r>
+    </w:p>
     <w:p/>
     <w:p>
       <w:pPr>
@@ -627,7 +694,7 @@
                 <w:color w:val="E8F7EE"/>
                 <w:sz w:val="18"/>
               </w:rPr>
-              <w:t>Source: help.grab.com</w:t>
+              <w:t>Source: https://help.grab.com/merchant/en-sg/20000192-Loans</w:t>
             </w:r>
           </w:p>
         </w:tc>
@@ -715,6 +782,33 @@
         <w:t>Repayments are adjusted based on your sales, so a day with lower earnings does not create a late repayment issue.</w:t>
       </w:r>
     </w:p>
+    <w:p>
+      <w:pPr>
+        <w:spacing w:before="160" w:after="20"/>
+      </w:pPr>
+      <w:r>
+        <w:rPr>
+          <w:b/>
+          <w:i/>
+          <w:color w:val="5F6B63"/>
+          <w:sz w:val="17"/>
+        </w:rPr>
+        <w:t>Scraped from:</w:t>
+      </w:r>
+    </w:p>
+    <w:p>
+      <w:pPr>
+        <w:spacing w:after="0"/>
+        <w:ind w:left="317"/>
+      </w:pPr>
+      <w:r>
+        <w:rPr>
+          <w:color w:val="5F6B63"/>
+          <w:sz w:val="17"/>
+        </w:rPr>
+        <w:t>https://help.grab.com/merchant/en-sg/360032158892-When-will-I-receive-my-loan</w:t>
+      </w:r>
+    </w:p>
     <w:p/>
     <w:p>
       <w:pPr>
@@ -774,7 +868,7 @@
                 <w:color w:val="E8F7EE"/>
                 <w:sz w:val="18"/>
               </w:rPr>
-              <w:t>Source: help.grab.com</w:t>
+              <w:t>Source: https://help.grab.com/merchant/en-sg/20000192-Loans</w:t>
             </w:r>
           </w:p>
         </w:tc>
@@ -916,6 +1010,33 @@
           <w:sz w:val="21"/>
         </w:rPr>
         <w:t>Setting reminders for future payments helps you avoid late fees.</w:t>
+      </w:r>
+    </w:p>
+    <w:p>
+      <w:pPr>
+        <w:spacing w:before="160" w:after="20"/>
+      </w:pPr>
+      <w:r>
+        <w:rPr>
+          <w:b/>
+          <w:i/>
+          <w:color w:val="5F6B63"/>
+          <w:sz w:val="17"/>
+        </w:rPr>
+        <w:t>Scraped from:</w:t>
+      </w:r>
+    </w:p>
+    <w:p>
+      <w:pPr>
+        <w:spacing w:after="0"/>
+        <w:ind w:left="317"/>
+      </w:pPr>
+      <w:r>
+        <w:rPr>
+          <w:color w:val="5F6B63"/>
+          <w:sz w:val="17"/>
+        </w:rPr>
+        <w:t>https://help.grab.com/merchant/en-sg/360032509391-What-if-I-missed-a-payment</w:t>
       </w:r>
     </w:p>
     <w:p/>
